--- a/deliverables/video-3-slides/hit-final/Video_3_HIT_FINAL/SHORTS/Video_3_Short_4_Three_Questions_Before_You_Quit.docx
+++ b/deliverables/video-3-slides/hit-final/Video_3_HIT_FINAL/SHORTS/Video_3_Short_4_Three_Questions_Before_You_Quit.docx
@@ -63,7 +63,7 @@
     </w:p>
     <w:p>
       <w:pPr>
-        <w:spacing w:before="0" w:after="320" w:line="312" w:lineRule="auto"/>
+        <w:spacing w:before="0" w:after="200" w:line="312" w:lineRule="auto"/>
         <w:keepLines w:val="1"/>
       </w:pPr>
       <w:r>
@@ -78,7 +78,7 @@
     </w:p>
     <w:p>
       <w:pPr>
-        <w:spacing w:before="400" w:after="160" w:line="312" w:lineRule="auto"/>
+        <w:spacing w:before="240" w:after="160" w:line="312" w:lineRule="auto"/>
         <w:keepLines w:val="1"/>
         <w:keepNext w:val="1"/>
       </w:pPr>
@@ -94,7 +94,7 @@
     </w:p>
     <w:p>
       <w:pPr>
-        <w:spacing w:before="0" w:after="240" w:line="360" w:lineRule="auto"/>
+        <w:spacing w:before="0" w:after="200" w:line="360" w:lineRule="auto"/>
         <w:keepLines w:val="1"/>
       </w:pPr>
       <w:r>
@@ -109,7 +109,7 @@
     </w:p>
     <w:p>
       <w:pPr>
-        <w:spacing w:before="0" w:after="240" w:line="360" w:lineRule="auto"/>
+        <w:spacing w:before="0" w:after="200" w:line="360" w:lineRule="auto"/>
         <w:keepLines w:val="1"/>
       </w:pPr>
       <w:r>
@@ -124,7 +124,7 @@
     </w:p>
     <w:p>
       <w:pPr>
-        <w:spacing w:before="0" w:after="240" w:line="360" w:lineRule="auto"/>
+        <w:spacing w:before="0" w:after="200" w:line="360" w:lineRule="auto"/>
         <w:keepLines w:val="1"/>
       </w:pPr>
       <w:r>
@@ -139,7 +139,7 @@
     </w:p>
     <w:p>
       <w:pPr>
-        <w:spacing w:before="0" w:after="240" w:line="360" w:lineRule="auto"/>
+        <w:spacing w:before="0" w:after="200" w:line="360" w:lineRule="auto"/>
         <w:keepLines w:val="1"/>
       </w:pPr>
       <w:r>
@@ -154,7 +154,7 @@
     </w:p>
     <w:p>
       <w:pPr>
-        <w:spacing w:before="0" w:after="240" w:line="360" w:lineRule="auto"/>
+        <w:spacing w:before="0" w:after="200" w:line="360" w:lineRule="auto"/>
         <w:keepLines w:val="1"/>
       </w:pPr>
       <w:r>
@@ -164,12 +164,12 @@
           <w:color w:val="1A1A1A"/>
           <w:sz w:val="27"/>
         </w:rPr>
-        <w:t>Those questions do not tell you whether quitting is right or wrong.</w:t>
+        <w:t>Those questions will not tell you whether quitting is right or wrong.</w:t>
       </w:r>
     </w:p>
     <w:p>
       <w:pPr>
-        <w:spacing w:before="0" w:after="240" w:line="360" w:lineRule="auto"/>
+        <w:spacing w:before="0" w:after="200" w:line="360" w:lineRule="auto"/>
         <w:keepLines w:val="1"/>
       </w:pPr>
       <w:r>
@@ -179,12 +179,12 @@
           <w:color w:val="1A1A1A"/>
           <w:sz w:val="27"/>
         </w:rPr>
-        <w:t>They tell you whether you understand what you are leaving with and what you are moving toward.</w:t>
+        <w:t>They will tell you whether you understand what you are leaving with and what you are moving toward.</w:t>
       </w:r>
     </w:p>
     <w:p>
       <w:pPr>
-        <w:spacing w:before="0" w:after="240" w:line="360" w:lineRule="auto"/>
+        <w:spacing w:before="0" w:after="200" w:line="360" w:lineRule="auto"/>
         <w:keepLines w:val="1"/>
       </w:pPr>
       <w:r>
@@ -194,7 +194,7 @@
           <w:color w:val="1A1A1A"/>
           <w:sz w:val="27"/>
         </w:rPr>
-        <w:t>And if your health or safety is at risk, you do not need to delay leaving in order to complete a career exercise.</w:t>
+        <w:t>And if your health or safety is at risk, you do not need to delay leaving in order to finish a career exercise.</w:t>
       </w:r>
     </w:p>
     <w:sectPr>
